--- a/Lab0/BaoCao_ThongKe_Data_TikiDienGiaDung.docx
+++ b/Lab0/BaoCao_ThongKe_Data_TikiDienGiaDung.docx
@@ -36,37 +36,7 @@
         <w:rPr>
           <w:b/>
         </w:rPr>
-        <w:t xml:space="preserve">TRANG </w:t>
-      </w:r>
-      <w:r>
-        <w:rPr>
-          <w:b/>
-        </w:rPr>
-        <w:t>TIKI</w:t>
-      </w:r>
-      <w:r>
-        <w:rPr>
-          <w:b/>
-        </w:rPr>
-        <w:t xml:space="preserve"> DANH</w:t>
-      </w:r>
-      <w:r>
-        <w:rPr>
-          <w:b/>
-        </w:rPr>
-        <w:t xml:space="preserve"> </w:t>
-      </w:r>
-      <w:r>
-        <w:rPr>
-          <w:b/>
-        </w:rPr>
-        <w:t xml:space="preserve">MỤC </w:t>
-      </w:r>
-      <w:r>
-        <w:rPr>
-          <w:b/>
-        </w:rPr>
-        <w:t>ĐIỆN GIA DỤNG</w:t>
+        <w:t>TRANG TIKI DANH MỤC ĐIỆN GIA DỤNG</w:t>
       </w:r>
     </w:p>
     <w:p>
@@ -278,6 +248,7 @@
       <w:tblPr>
         <w:tblStyle w:val="TableGrid"/>
         <w:tblW w:w="0" w:type="auto"/>
+        <w:jc w:val="center"/>
         <w:tblLook w:val="04A0" w:firstRow="1" w:lastRow="0" w:firstColumn="1" w:lastColumn="0" w:noHBand="0" w:noVBand="1"/>
       </w:tblPr>
       <w:tblGrid>
@@ -285,12 +256,24 @@
         <w:gridCol w:w="4561"/>
       </w:tblGrid>
       <w:tr>
+        <w:trPr>
+          <w:jc w:val="center"/>
+        </w:trPr>
         <w:tc>
           <w:tcPr>
             <w:tcW w:w="4561" w:type="dxa"/>
           </w:tcPr>
           <w:p>
+            <w:pPr>
+              <w:spacing w:before="60" w:after="60" w:line="276" w:lineRule="auto"/>
+              <w:jc w:val="center"/>
+            </w:pPr>
             <w:r>
+              <w:rPr>
+                <w:b/>
+                <w:color w:val="000000"/>
+                <w:sz w:val="22"/>
+              </w:rPr>
               <w:t>Đại lượng thống kê</w:t>
             </w:r>
           </w:p>
@@ -300,19 +283,38 @@
             <w:tcW w:w="4561" w:type="dxa"/>
           </w:tcPr>
           <w:p>
+            <w:pPr>
+              <w:spacing w:before="60" w:after="60" w:line="276" w:lineRule="auto"/>
+              <w:jc w:val="center"/>
+            </w:pPr>
             <w:r>
+              <w:rPr>
+                <w:b/>
+                <w:color w:val="000000"/>
+                <w:sz w:val="22"/>
+              </w:rPr>
               <w:t>Kết quả</w:t>
             </w:r>
           </w:p>
         </w:tc>
       </w:tr>
       <w:tr>
+        <w:trPr>
+          <w:jc w:val="center"/>
+        </w:trPr>
         <w:tc>
           <w:tcPr>
             <w:tcW w:w="4561" w:type="dxa"/>
           </w:tcPr>
           <w:p>
+            <w:pPr>
+              <w:spacing w:before="60" w:after="60" w:line="276" w:lineRule="auto"/>
+            </w:pPr>
             <w:r>
+              <w:rPr>
+                <w:color w:val="000000"/>
+                <w:sz w:val="22"/>
+              </w:rPr>
               <w:t>Giá bán trung bình</w:t>
             </w:r>
           </w:p>
@@ -322,19 +324,36 @@
             <w:tcW w:w="4561" w:type="dxa"/>
           </w:tcPr>
           <w:p>
+            <w:pPr>
+              <w:spacing w:before="60" w:after="60" w:line="276" w:lineRule="auto"/>
+            </w:pPr>
             <w:r>
-              <w:t>1,145,587 VNĐ</w:t>
+              <w:rPr>
+                <w:color w:val="000000"/>
+                <w:sz w:val="22"/>
+              </w:rPr>
+              <w:t>1,172,493 VNĐ</w:t>
             </w:r>
           </w:p>
         </w:tc>
       </w:tr>
       <w:tr>
+        <w:trPr>
+          <w:jc w:val="center"/>
+        </w:trPr>
         <w:tc>
           <w:tcPr>
             <w:tcW w:w="4561" w:type="dxa"/>
           </w:tcPr>
           <w:p>
+            <w:pPr>
+              <w:spacing w:before="60" w:after="60" w:line="276" w:lineRule="auto"/>
+            </w:pPr>
             <w:r>
+              <w:rPr>
+                <w:color w:val="000000"/>
+                <w:sz w:val="22"/>
+              </w:rPr>
               <w:t>Giá bán cao nhất</w:t>
             </w:r>
           </w:p>
@@ -344,19 +363,36 @@
             <w:tcW w:w="4561" w:type="dxa"/>
           </w:tcPr>
           <w:p>
+            <w:pPr>
+              <w:spacing w:before="60" w:after="60" w:line="276" w:lineRule="auto"/>
+            </w:pPr>
             <w:r>
-              <w:t>6,897,000 VNĐ</w:t>
+              <w:rPr>
+                <w:color w:val="000000"/>
+                <w:sz w:val="22"/>
+              </w:rPr>
+              <w:t>8,155,000 VNĐ</w:t>
             </w:r>
           </w:p>
         </w:tc>
       </w:tr>
       <w:tr>
+        <w:trPr>
+          <w:jc w:val="center"/>
+        </w:trPr>
         <w:tc>
           <w:tcPr>
             <w:tcW w:w="4561" w:type="dxa"/>
           </w:tcPr>
           <w:p>
+            <w:pPr>
+              <w:spacing w:before="60" w:after="60" w:line="276" w:lineRule="auto"/>
+            </w:pPr>
             <w:r>
+              <w:rPr>
+                <w:color w:val="000000"/>
+                <w:sz w:val="22"/>
+              </w:rPr>
               <w:t>Điểm đánh giá trung bình</w:t>
             </w:r>
           </w:p>
@@ -366,19 +402,36 @@
             <w:tcW w:w="4561" w:type="dxa"/>
           </w:tcPr>
           <w:p>
+            <w:pPr>
+              <w:spacing w:before="60" w:after="60" w:line="276" w:lineRule="auto"/>
+            </w:pPr>
             <w:r>
-              <w:t>4.0/5.0</w:t>
+              <w:rPr>
+                <w:color w:val="000000"/>
+                <w:sz w:val="22"/>
+              </w:rPr>
+              <w:t>3.91/5.0</w:t>
             </w:r>
           </w:p>
         </w:tc>
       </w:tr>
       <w:tr>
+        <w:trPr>
+          <w:jc w:val="center"/>
+        </w:trPr>
         <w:tc>
           <w:tcPr>
             <w:tcW w:w="4561" w:type="dxa"/>
           </w:tcPr>
           <w:p>
+            <w:pPr>
+              <w:spacing w:before="60" w:after="60" w:line="276" w:lineRule="auto"/>
+            </w:pPr>
             <w:r>
+              <w:rPr>
+                <w:color w:val="000000"/>
+                <w:sz w:val="22"/>
+              </w:rPr>
               <w:t>Tổng số lượng đã bán</w:t>
             </w:r>
           </w:p>
@@ -388,19 +441,36 @@
             <w:tcW w:w="4561" w:type="dxa"/>
           </w:tcPr>
           <w:p>
+            <w:pPr>
+              <w:spacing w:before="60" w:after="60" w:line="276" w:lineRule="auto"/>
+            </w:pPr>
             <w:r>
-              <w:t>239,526</w:t>
+              <w:rPr>
+                <w:color w:val="000000"/>
+                <w:sz w:val="22"/>
+              </w:rPr>
+              <w:t>221,363</w:t>
             </w:r>
           </w:p>
         </w:tc>
       </w:tr>
       <w:tr>
+        <w:trPr>
+          <w:jc w:val="center"/>
+        </w:trPr>
         <w:tc>
           <w:tcPr>
             <w:tcW w:w="4561" w:type="dxa"/>
           </w:tcPr>
           <w:p>
+            <w:pPr>
+              <w:spacing w:before="60" w:after="60" w:line="276" w:lineRule="auto"/>
+            </w:pPr>
             <w:r>
+              <w:rPr>
+                <w:color w:val="000000"/>
+                <w:sz w:val="22"/>
+              </w:rPr>
               <w:t>Các thương hiệu phổ biến nhất</w:t>
             </w:r>
           </w:p>
@@ -410,16 +480,1618 @@
             <w:tcW w:w="4561" w:type="dxa"/>
           </w:tcPr>
           <w:p>
+            <w:pPr>
+              <w:spacing w:before="60" w:after="60" w:line="276" w:lineRule="auto"/>
+            </w:pPr>
             <w:r>
-              <w:t>Elmich, Philips, LocknLock</w:t>
+              <w:rPr>
+                <w:color w:val="000000"/>
+                <w:sz w:val="22"/>
+              </w:rPr>
+              <w:t>Elmich, Philips, LocknLock, Bear, Kangaroo</w:t>
             </w:r>
           </w:p>
         </w:tc>
       </w:tr>
     </w:tbl>
     <w:p>
+      <w:pPr>
+        <w:rPr>
+          <w:b/>
+          <w:color w:val="2980B9"/>
+        </w:rPr>
+      </w:pPr>
+    </w:p>
+    <w:p>
       <w:r>
-        <w:br/>
+        <w:rPr>
+          <w:b/>
+          <w:color w:val="2980B9"/>
+        </w:rPr>
+        <w:t>1.3. Thống kê tần số các thuộc tính phân loại (Nhãn)</w:t>
+      </w:r>
+    </w:p>
+    <w:p>
+      <w:r>
+        <w:t>Để đánh giá đa chiều về đặc điểm sản phẩm điện gia dụng trên Tiki, bộ dữ liệu đã được gán 3 thuộc tính nhãn gồm nhan_gia_ca, nhan_trang_thai và nhan_danh_gia. Bảng 1.2 tổng hợp phân phối tần số và tỷ lệ phần trăm của từng nhãn:</w:t>
+      </w:r>
+    </w:p>
+    <w:p>
+      <w:pPr>
+        <w:spacing w:before="160"/>
+      </w:pPr>
+      <w:r>
+        <w:rPr>
+          <w:b/>
+        </w:rPr>
+        <w:t>Bảng 1.2: Thống kê cơ cấu các nhãn phân loại dữ liệu</w:t>
+      </w:r>
+    </w:p>
+    <w:tbl>
+      <w:tblPr>
+        <w:tblStyle w:val="TableGrid"/>
+        <w:tblW w:w="0" w:type="auto"/>
+        <w:jc w:val="center"/>
+        <w:tblLook w:val="04A0" w:firstRow="1" w:lastRow="0" w:firstColumn="1" w:lastColumn="0" w:noHBand="0" w:noVBand="1"/>
+      </w:tblPr>
+      <w:tblGrid>
+        <w:gridCol w:w="2280"/>
+        <w:gridCol w:w="2280"/>
+        <w:gridCol w:w="2280"/>
+        <w:gridCol w:w="2280"/>
+      </w:tblGrid>
+      <w:tr>
+        <w:trPr>
+          <w:jc w:val="center"/>
+        </w:trPr>
+        <w:tc>
+          <w:tcPr>
+            <w:tcW w:w="2280" w:type="dxa"/>
+          </w:tcPr>
+          <w:p>
+            <w:pPr>
+              <w:spacing w:before="60" w:after="60" w:line="276" w:lineRule="auto"/>
+              <w:jc w:val="center"/>
+            </w:pPr>
+            <w:r>
+              <w:rPr>
+                <w:b/>
+                <w:color w:val="000000"/>
+                <w:sz w:val="22"/>
+              </w:rPr>
+              <w:t>Thuộc tính nhãn</w:t>
+            </w:r>
+          </w:p>
+        </w:tc>
+        <w:tc>
+          <w:tcPr>
+            <w:tcW w:w="2280" w:type="dxa"/>
+          </w:tcPr>
+          <w:p>
+            <w:pPr>
+              <w:spacing w:before="60" w:after="60" w:line="276" w:lineRule="auto"/>
+              <w:jc w:val="center"/>
+            </w:pPr>
+            <w:r>
+              <w:rPr>
+                <w:b/>
+                <w:color w:val="000000"/>
+                <w:sz w:val="22"/>
+              </w:rPr>
+              <w:t>Phân loại (Giá trị)</w:t>
+            </w:r>
+          </w:p>
+        </w:tc>
+        <w:tc>
+          <w:tcPr>
+            <w:tcW w:w="2280" w:type="dxa"/>
+          </w:tcPr>
+          <w:p>
+            <w:pPr>
+              <w:spacing w:before="60" w:after="60" w:line="276" w:lineRule="auto"/>
+              <w:jc w:val="center"/>
+            </w:pPr>
+            <w:r>
+              <w:rPr>
+                <w:b/>
+                <w:color w:val="000000"/>
+                <w:sz w:val="22"/>
+              </w:rPr>
+              <w:t>Số lượng (sản phẩm)</w:t>
+            </w:r>
+          </w:p>
+        </w:tc>
+        <w:tc>
+          <w:tcPr>
+            <w:tcW w:w="2280" w:type="dxa"/>
+          </w:tcPr>
+          <w:p>
+            <w:pPr>
+              <w:spacing w:before="60" w:after="60" w:line="276" w:lineRule="auto"/>
+              <w:jc w:val="center"/>
+            </w:pPr>
+            <w:r>
+              <w:rPr>
+                <w:b/>
+                <w:color w:val="000000"/>
+                <w:sz w:val="22"/>
+              </w:rPr>
+              <w:t>Tỷ lệ (%)</w:t>
+            </w:r>
+          </w:p>
+        </w:tc>
+      </w:tr>
+      <w:tr>
+        <w:trPr>
+          <w:jc w:val="center"/>
+        </w:trPr>
+        <w:tc>
+          <w:tcPr>
+            <w:tcW w:w="2280" w:type="dxa"/>
+          </w:tcPr>
+          <w:p>
+            <w:pPr>
+              <w:spacing w:before="60" w:after="60" w:line="276" w:lineRule="auto"/>
+            </w:pPr>
+            <w:r>
+              <w:rPr>
+                <w:color w:val="000000"/>
+                <w:sz w:val="22"/>
+              </w:rPr>
+              <w:t>nhan_gia_ca</w:t>
+            </w:r>
+          </w:p>
+        </w:tc>
+        <w:tc>
+          <w:tcPr>
+            <w:tcW w:w="2280" w:type="dxa"/>
+          </w:tcPr>
+          <w:p>
+            <w:pPr>
+              <w:spacing w:before="60" w:after="60" w:line="276" w:lineRule="auto"/>
+            </w:pPr>
+            <w:r>
+              <w:rPr>
+                <w:color w:val="000000"/>
+                <w:sz w:val="22"/>
+              </w:rPr>
+              <w:t>Tầm trung (500,000 - 2,000,000 VNĐ)</w:t>
+            </w:r>
+          </w:p>
+        </w:tc>
+        <w:tc>
+          <w:tcPr>
+            <w:tcW w:w="2280" w:type="dxa"/>
+          </w:tcPr>
+          <w:p>
+            <w:pPr>
+              <w:spacing w:before="60" w:after="60" w:line="276" w:lineRule="auto"/>
+              <w:jc w:val="right"/>
+            </w:pPr>
+            <w:r>
+              <w:rPr>
+                <w:color w:val="000000"/>
+                <w:sz w:val="22"/>
+              </w:rPr>
+              <w:t>148</w:t>
+            </w:r>
+          </w:p>
+        </w:tc>
+        <w:tc>
+          <w:tcPr>
+            <w:tcW w:w="2280" w:type="dxa"/>
+          </w:tcPr>
+          <w:p>
+            <w:pPr>
+              <w:spacing w:before="60" w:after="60" w:line="276" w:lineRule="auto"/>
+              <w:jc w:val="right"/>
+            </w:pPr>
+            <w:r>
+              <w:rPr>
+                <w:color w:val="000000"/>
+                <w:sz w:val="22"/>
+              </w:rPr>
+              <w:t>61.67%</w:t>
+            </w:r>
+          </w:p>
+        </w:tc>
+      </w:tr>
+      <w:tr>
+        <w:trPr>
+          <w:jc w:val="center"/>
+        </w:trPr>
+        <w:tc>
+          <w:tcPr>
+            <w:tcW w:w="2280" w:type="dxa"/>
+          </w:tcPr>
+          <w:p>
+            <w:pPr>
+              <w:spacing w:before="60" w:after="60" w:line="276" w:lineRule="auto"/>
+            </w:pPr>
+            <w:r>
+              <w:rPr>
+                <w:color w:val="000000"/>
+                <w:sz w:val="22"/>
+              </w:rPr>
+              <w:t>nhan_gia_ca</w:t>
+            </w:r>
+          </w:p>
+        </w:tc>
+        <w:tc>
+          <w:tcPr>
+            <w:tcW w:w="2280" w:type="dxa"/>
+          </w:tcPr>
+          <w:p>
+            <w:pPr>
+              <w:spacing w:before="60" w:after="60" w:line="276" w:lineRule="auto"/>
+            </w:pPr>
+            <w:r>
+              <w:rPr>
+                <w:color w:val="000000"/>
+                <w:sz w:val="22"/>
+              </w:rPr>
+              <w:t>Giá rẻ (&lt; 500,000 VNĐ)</w:t>
+            </w:r>
+          </w:p>
+        </w:tc>
+        <w:tc>
+          <w:tcPr>
+            <w:tcW w:w="2280" w:type="dxa"/>
+          </w:tcPr>
+          <w:p>
+            <w:pPr>
+              <w:spacing w:before="60" w:after="60" w:line="276" w:lineRule="auto"/>
+              <w:jc w:val="right"/>
+            </w:pPr>
+            <w:r>
+              <w:rPr>
+                <w:color w:val="000000"/>
+                <w:sz w:val="22"/>
+              </w:rPr>
+              <w:t>55</w:t>
+            </w:r>
+          </w:p>
+        </w:tc>
+        <w:tc>
+          <w:tcPr>
+            <w:tcW w:w="2280" w:type="dxa"/>
+          </w:tcPr>
+          <w:p>
+            <w:pPr>
+              <w:spacing w:before="60" w:after="60" w:line="276" w:lineRule="auto"/>
+              <w:jc w:val="right"/>
+            </w:pPr>
+            <w:r>
+              <w:rPr>
+                <w:color w:val="000000"/>
+                <w:sz w:val="22"/>
+              </w:rPr>
+              <w:t>22.92%</w:t>
+            </w:r>
+          </w:p>
+        </w:tc>
+      </w:tr>
+      <w:tr>
+        <w:trPr>
+          <w:jc w:val="center"/>
+        </w:trPr>
+        <w:tc>
+          <w:tcPr>
+            <w:tcW w:w="2280" w:type="dxa"/>
+          </w:tcPr>
+          <w:p>
+            <w:pPr>
+              <w:spacing w:before="60" w:after="60" w:line="276" w:lineRule="auto"/>
+            </w:pPr>
+            <w:r>
+              <w:rPr>
+                <w:color w:val="000000"/>
+                <w:sz w:val="22"/>
+              </w:rPr>
+              <w:t>nhan_gia_ca</w:t>
+            </w:r>
+          </w:p>
+        </w:tc>
+        <w:tc>
+          <w:tcPr>
+            <w:tcW w:w="2280" w:type="dxa"/>
+          </w:tcPr>
+          <w:p>
+            <w:pPr>
+              <w:spacing w:before="60" w:after="60" w:line="276" w:lineRule="auto"/>
+            </w:pPr>
+            <w:r>
+              <w:rPr>
+                <w:color w:val="000000"/>
+                <w:sz w:val="22"/>
+              </w:rPr>
+              <w:t>Cao cấp (&gt; 2,000,000 VNĐ)</w:t>
+            </w:r>
+          </w:p>
+        </w:tc>
+        <w:tc>
+          <w:tcPr>
+            <w:tcW w:w="2280" w:type="dxa"/>
+          </w:tcPr>
+          <w:p>
+            <w:pPr>
+              <w:spacing w:before="60" w:after="60" w:line="276" w:lineRule="auto"/>
+              <w:jc w:val="right"/>
+            </w:pPr>
+            <w:r>
+              <w:rPr>
+                <w:color w:val="000000"/>
+                <w:sz w:val="22"/>
+              </w:rPr>
+              <w:t>37</w:t>
+            </w:r>
+          </w:p>
+        </w:tc>
+        <w:tc>
+          <w:tcPr>
+            <w:tcW w:w="2280" w:type="dxa"/>
+          </w:tcPr>
+          <w:p>
+            <w:pPr>
+              <w:spacing w:before="60" w:after="60" w:line="276" w:lineRule="auto"/>
+              <w:jc w:val="right"/>
+            </w:pPr>
+            <w:r>
+              <w:rPr>
+                <w:color w:val="000000"/>
+                <w:sz w:val="22"/>
+              </w:rPr>
+              <w:t>15.42%</w:t>
+            </w:r>
+          </w:p>
+        </w:tc>
+      </w:tr>
+      <w:tr>
+        <w:trPr>
+          <w:jc w:val="center"/>
+        </w:trPr>
+        <w:tc>
+          <w:tcPr>
+            <w:tcW w:w="2280" w:type="dxa"/>
+          </w:tcPr>
+          <w:p>
+            <w:pPr>
+              <w:spacing w:before="60" w:after="60" w:line="276" w:lineRule="auto"/>
+            </w:pPr>
+            <w:r>
+              <w:rPr>
+                <w:color w:val="000000"/>
+                <w:sz w:val="22"/>
+              </w:rPr>
+              <w:t>nhan_trang_thai</w:t>
+            </w:r>
+          </w:p>
+        </w:tc>
+        <w:tc>
+          <w:tcPr>
+            <w:tcW w:w="2280" w:type="dxa"/>
+          </w:tcPr>
+          <w:p>
+            <w:pPr>
+              <w:spacing w:before="60" w:after="60" w:line="276" w:lineRule="auto"/>
+            </w:pPr>
+            <w:r>
+              <w:rPr>
+                <w:color w:val="000000"/>
+                <w:sz w:val="22"/>
+              </w:rPr>
+              <w:t>Mới bán (&lt; 50 sản phẩm)</w:t>
+            </w:r>
+          </w:p>
+        </w:tc>
+        <w:tc>
+          <w:tcPr>
+            <w:tcW w:w="2280" w:type="dxa"/>
+          </w:tcPr>
+          <w:p>
+            <w:pPr>
+              <w:spacing w:before="60" w:after="60" w:line="276" w:lineRule="auto"/>
+              <w:jc w:val="right"/>
+            </w:pPr>
+            <w:r>
+              <w:rPr>
+                <w:color w:val="000000"/>
+                <w:sz w:val="22"/>
+              </w:rPr>
+              <w:t>131</w:t>
+            </w:r>
+          </w:p>
+        </w:tc>
+        <w:tc>
+          <w:tcPr>
+            <w:tcW w:w="2280" w:type="dxa"/>
+          </w:tcPr>
+          <w:p>
+            <w:pPr>
+              <w:spacing w:before="60" w:after="60" w:line="276" w:lineRule="auto"/>
+              <w:jc w:val="right"/>
+            </w:pPr>
+            <w:r>
+              <w:rPr>
+                <w:color w:val="000000"/>
+                <w:sz w:val="22"/>
+              </w:rPr>
+              <w:t>54.58%</w:t>
+            </w:r>
+          </w:p>
+        </w:tc>
+      </w:tr>
+      <w:tr>
+        <w:trPr>
+          <w:jc w:val="center"/>
+        </w:trPr>
+        <w:tc>
+          <w:tcPr>
+            <w:tcW w:w="2280" w:type="dxa"/>
+          </w:tcPr>
+          <w:p>
+            <w:pPr>
+              <w:spacing w:before="60" w:after="60" w:line="276" w:lineRule="auto"/>
+            </w:pPr>
+            <w:r>
+              <w:rPr>
+                <w:color w:val="000000"/>
+                <w:sz w:val="22"/>
+              </w:rPr>
+              <w:t>nhan_trang_thai</w:t>
+            </w:r>
+          </w:p>
+        </w:tc>
+        <w:tc>
+          <w:tcPr>
+            <w:tcW w:w="2280" w:type="dxa"/>
+          </w:tcPr>
+          <w:p>
+            <w:pPr>
+              <w:spacing w:before="60" w:after="60" w:line="276" w:lineRule="auto"/>
+            </w:pPr>
+            <w:r>
+              <w:rPr>
+                <w:color w:val="000000"/>
+                <w:sz w:val="22"/>
+              </w:rPr>
+              <w:t>Tiềm năng (50 - 500 sản phẩm)</w:t>
+            </w:r>
+          </w:p>
+        </w:tc>
+        <w:tc>
+          <w:tcPr>
+            <w:tcW w:w="2280" w:type="dxa"/>
+          </w:tcPr>
+          <w:p>
+            <w:pPr>
+              <w:spacing w:before="60" w:after="60" w:line="276" w:lineRule="auto"/>
+              <w:jc w:val="right"/>
+            </w:pPr>
+            <w:r>
+              <w:rPr>
+                <w:color w:val="000000"/>
+                <w:sz w:val="22"/>
+              </w:rPr>
+              <w:t>66</w:t>
+            </w:r>
+          </w:p>
+        </w:tc>
+        <w:tc>
+          <w:tcPr>
+            <w:tcW w:w="2280" w:type="dxa"/>
+          </w:tcPr>
+          <w:p>
+            <w:pPr>
+              <w:spacing w:before="60" w:after="60" w:line="276" w:lineRule="auto"/>
+              <w:jc w:val="right"/>
+            </w:pPr>
+            <w:r>
+              <w:rPr>
+                <w:color w:val="000000"/>
+                <w:sz w:val="22"/>
+              </w:rPr>
+              <w:t>27.50%</w:t>
+            </w:r>
+          </w:p>
+        </w:tc>
+      </w:tr>
+      <w:tr>
+        <w:trPr>
+          <w:jc w:val="center"/>
+        </w:trPr>
+        <w:tc>
+          <w:tcPr>
+            <w:tcW w:w="2280" w:type="dxa"/>
+          </w:tcPr>
+          <w:p>
+            <w:pPr>
+              <w:spacing w:before="60" w:after="60" w:line="276" w:lineRule="auto"/>
+            </w:pPr>
+            <w:r>
+              <w:rPr>
+                <w:color w:val="000000"/>
+                <w:sz w:val="22"/>
+              </w:rPr>
+              <w:t>nhan_trang_thai</w:t>
+            </w:r>
+          </w:p>
+        </w:tc>
+        <w:tc>
+          <w:tcPr>
+            <w:tcW w:w="2280" w:type="dxa"/>
+          </w:tcPr>
+          <w:p>
+            <w:pPr>
+              <w:spacing w:before="60" w:after="60" w:line="276" w:lineRule="auto"/>
+            </w:pPr>
+            <w:r>
+              <w:rPr>
+                <w:color w:val="000000"/>
+                <w:sz w:val="22"/>
+              </w:rPr>
+              <w:t>Bán chạy (≥ 500 sản phẩm)</w:t>
+            </w:r>
+          </w:p>
+        </w:tc>
+        <w:tc>
+          <w:tcPr>
+            <w:tcW w:w="2280" w:type="dxa"/>
+          </w:tcPr>
+          <w:p>
+            <w:pPr>
+              <w:spacing w:before="60" w:after="60" w:line="276" w:lineRule="auto"/>
+              <w:jc w:val="right"/>
+            </w:pPr>
+            <w:r>
+              <w:rPr>
+                <w:color w:val="000000"/>
+                <w:sz w:val="22"/>
+              </w:rPr>
+              <w:t>43</w:t>
+            </w:r>
+          </w:p>
+        </w:tc>
+        <w:tc>
+          <w:tcPr>
+            <w:tcW w:w="2280" w:type="dxa"/>
+          </w:tcPr>
+          <w:p>
+            <w:pPr>
+              <w:spacing w:before="60" w:after="60" w:line="276" w:lineRule="auto"/>
+              <w:jc w:val="right"/>
+            </w:pPr>
+            <w:r>
+              <w:rPr>
+                <w:color w:val="000000"/>
+                <w:sz w:val="22"/>
+              </w:rPr>
+              <w:t>17.92%</w:t>
+            </w:r>
+          </w:p>
+        </w:tc>
+      </w:tr>
+      <w:tr>
+        <w:trPr>
+          <w:jc w:val="center"/>
+        </w:trPr>
+        <w:tc>
+          <w:tcPr>
+            <w:tcW w:w="2280" w:type="dxa"/>
+          </w:tcPr>
+          <w:p>
+            <w:pPr>
+              <w:spacing w:before="60" w:after="60" w:line="276" w:lineRule="auto"/>
+            </w:pPr>
+            <w:r>
+              <w:rPr>
+                <w:color w:val="000000"/>
+                <w:sz w:val="22"/>
+              </w:rPr>
+              <w:lastRenderedPageBreak/>
+              <w:t>nhan_danh_gia</w:t>
+            </w:r>
+          </w:p>
+        </w:tc>
+        <w:tc>
+          <w:tcPr>
+            <w:tcW w:w="2280" w:type="dxa"/>
+          </w:tcPr>
+          <w:p>
+            <w:pPr>
+              <w:spacing w:before="60" w:after="60" w:line="276" w:lineRule="auto"/>
+            </w:pPr>
+            <w:r>
+              <w:rPr>
+                <w:color w:val="000000"/>
+                <w:sz w:val="22"/>
+              </w:rPr>
+              <w:t>Xuất sắc (≥ 4.8 / 5.0)</w:t>
+            </w:r>
+          </w:p>
+        </w:tc>
+        <w:tc>
+          <w:tcPr>
+            <w:tcW w:w="2280" w:type="dxa"/>
+          </w:tcPr>
+          <w:p>
+            <w:pPr>
+              <w:spacing w:before="60" w:after="60" w:line="276" w:lineRule="auto"/>
+              <w:jc w:val="right"/>
+            </w:pPr>
+            <w:r>
+              <w:rPr>
+                <w:color w:val="000000"/>
+                <w:sz w:val="22"/>
+              </w:rPr>
+              <w:t>108</w:t>
+            </w:r>
+          </w:p>
+        </w:tc>
+        <w:tc>
+          <w:tcPr>
+            <w:tcW w:w="2280" w:type="dxa"/>
+          </w:tcPr>
+          <w:p>
+            <w:pPr>
+              <w:spacing w:before="60" w:after="60" w:line="276" w:lineRule="auto"/>
+              <w:jc w:val="right"/>
+            </w:pPr>
+            <w:r>
+              <w:rPr>
+                <w:color w:val="000000"/>
+                <w:sz w:val="22"/>
+              </w:rPr>
+              <w:t>45.00%</w:t>
+            </w:r>
+          </w:p>
+        </w:tc>
+      </w:tr>
+      <w:tr>
+        <w:trPr>
+          <w:jc w:val="center"/>
+        </w:trPr>
+        <w:tc>
+          <w:tcPr>
+            <w:tcW w:w="2280" w:type="dxa"/>
+          </w:tcPr>
+          <w:p>
+            <w:pPr>
+              <w:spacing w:before="60" w:after="60" w:line="276" w:lineRule="auto"/>
+            </w:pPr>
+            <w:r>
+              <w:rPr>
+                <w:color w:val="000000"/>
+                <w:sz w:val="22"/>
+              </w:rPr>
+              <w:t>nhan_danh_gia</w:t>
+            </w:r>
+          </w:p>
+        </w:tc>
+        <w:tc>
+          <w:tcPr>
+            <w:tcW w:w="2280" w:type="dxa"/>
+          </w:tcPr>
+          <w:p>
+            <w:pPr>
+              <w:spacing w:before="60" w:after="60" w:line="276" w:lineRule="auto"/>
+            </w:pPr>
+            <w:r>
+              <w:rPr>
+                <w:color w:val="000000"/>
+                <w:sz w:val="22"/>
+              </w:rPr>
+              <w:t>Trung bình (&lt; 4.5 / 5.0)</w:t>
+            </w:r>
+          </w:p>
+        </w:tc>
+        <w:tc>
+          <w:tcPr>
+            <w:tcW w:w="2280" w:type="dxa"/>
+          </w:tcPr>
+          <w:p>
+            <w:pPr>
+              <w:spacing w:before="60" w:after="60" w:line="276" w:lineRule="auto"/>
+              <w:jc w:val="right"/>
+            </w:pPr>
+            <w:r>
+              <w:rPr>
+                <w:color w:val="000000"/>
+                <w:sz w:val="22"/>
+              </w:rPr>
+              <w:t>67</w:t>
+            </w:r>
+          </w:p>
+        </w:tc>
+        <w:tc>
+          <w:tcPr>
+            <w:tcW w:w="2280" w:type="dxa"/>
+          </w:tcPr>
+          <w:p>
+            <w:pPr>
+              <w:spacing w:before="60" w:after="60" w:line="276" w:lineRule="auto"/>
+              <w:jc w:val="right"/>
+            </w:pPr>
+            <w:r>
+              <w:rPr>
+                <w:color w:val="000000"/>
+                <w:sz w:val="22"/>
+              </w:rPr>
+              <w:t>27.92%</w:t>
+            </w:r>
+          </w:p>
+        </w:tc>
+      </w:tr>
+      <w:tr>
+        <w:trPr>
+          <w:jc w:val="center"/>
+        </w:trPr>
+        <w:tc>
+          <w:tcPr>
+            <w:tcW w:w="2280" w:type="dxa"/>
+          </w:tcPr>
+          <w:p>
+            <w:pPr>
+              <w:spacing w:before="60" w:after="60" w:line="276" w:lineRule="auto"/>
+            </w:pPr>
+            <w:r>
+              <w:rPr>
+                <w:color w:val="000000"/>
+                <w:sz w:val="22"/>
+              </w:rPr>
+              <w:t>nhan_danh_gia</w:t>
+            </w:r>
+          </w:p>
+        </w:tc>
+        <w:tc>
+          <w:tcPr>
+            <w:tcW w:w="2280" w:type="dxa"/>
+          </w:tcPr>
+          <w:p>
+            <w:pPr>
+              <w:spacing w:before="60" w:after="60" w:line="276" w:lineRule="auto"/>
+            </w:pPr>
+            <w:r>
+              <w:rPr>
+                <w:color w:val="000000"/>
+                <w:sz w:val="22"/>
+              </w:rPr>
+              <w:t>Tốt (4.5 - 4.7 / 5.0)</w:t>
+            </w:r>
+          </w:p>
+        </w:tc>
+        <w:tc>
+          <w:tcPr>
+            <w:tcW w:w="2280" w:type="dxa"/>
+          </w:tcPr>
+          <w:p>
+            <w:pPr>
+              <w:spacing w:before="60" w:after="60" w:line="276" w:lineRule="auto"/>
+              <w:jc w:val="right"/>
+            </w:pPr>
+            <w:r>
+              <w:rPr>
+                <w:color w:val="000000"/>
+                <w:sz w:val="22"/>
+              </w:rPr>
+              <w:t>65</w:t>
+            </w:r>
+          </w:p>
+        </w:tc>
+        <w:tc>
+          <w:tcPr>
+            <w:tcW w:w="2280" w:type="dxa"/>
+          </w:tcPr>
+          <w:p>
+            <w:pPr>
+              <w:spacing w:before="60" w:after="60" w:line="276" w:lineRule="auto"/>
+              <w:jc w:val="right"/>
+            </w:pPr>
+            <w:r>
+              <w:rPr>
+                <w:color w:val="000000"/>
+                <w:sz w:val="22"/>
+              </w:rPr>
+              <w:t>27.08%</w:t>
+            </w:r>
+          </w:p>
+        </w:tc>
+      </w:tr>
+    </w:tbl>
+    <w:p>
+      <w:pPr>
+        <w:spacing w:before="280" w:after="120"/>
+      </w:pPr>
+      <w:r>
+        <w:rPr>
+          <w:b/>
+          <w:color w:val="2980B9"/>
+        </w:rPr>
+        <w:t>1.4. Thống kê thương hiệu phổ biến</w:t>
+      </w:r>
+    </w:p>
+    <w:p>
+      <w:r>
+        <w:t>Thị trường điện gia dụng trên Tiki ghi nhận sự tham gia của nhiều thương hiệu danh tiếng trong và ngoài nước. Bảng 1.3 liệt kê top 8 thương hiệu chiếm số lượng sản phẩm lớn nhất:</w:t>
+      </w:r>
+    </w:p>
+    <w:p>
+      <w:pPr>
+        <w:spacing w:before="160"/>
+      </w:pPr>
+      <w:r>
+        <w:rPr>
+          <w:b/>
+        </w:rPr>
+        <w:t>Bảng 1.3: Top 8 thương hiệu điện gia dụng phổ biến nhất</w:t>
+      </w:r>
+    </w:p>
+    <w:tbl>
+      <w:tblPr>
+        <w:tblStyle w:val="TableGrid"/>
+        <w:tblW w:w="0" w:type="auto"/>
+        <w:jc w:val="center"/>
+        <w:tblLook w:val="04A0" w:firstRow="1" w:lastRow="0" w:firstColumn="1" w:lastColumn="0" w:noHBand="0" w:noVBand="1"/>
+      </w:tblPr>
+      <w:tblGrid>
+        <w:gridCol w:w="2280"/>
+        <w:gridCol w:w="2280"/>
+        <w:gridCol w:w="2280"/>
+        <w:gridCol w:w="2280"/>
+      </w:tblGrid>
+      <w:tr>
+        <w:trPr>
+          <w:jc w:val="center"/>
+        </w:trPr>
+        <w:tc>
+          <w:tcPr>
+            <w:tcW w:w="2280" w:type="dxa"/>
+          </w:tcPr>
+          <w:p>
+            <w:pPr>
+              <w:spacing w:before="60" w:after="60" w:line="276" w:lineRule="auto"/>
+              <w:jc w:val="center"/>
+            </w:pPr>
+            <w:r>
+              <w:rPr>
+                <w:b/>
+                <w:color w:val="000000"/>
+                <w:sz w:val="22"/>
+              </w:rPr>
+              <w:t>Thứ hạng</w:t>
+            </w:r>
+          </w:p>
+        </w:tc>
+        <w:tc>
+          <w:tcPr>
+            <w:tcW w:w="2280" w:type="dxa"/>
+          </w:tcPr>
+          <w:p>
+            <w:pPr>
+              <w:spacing w:before="60" w:after="60" w:line="276" w:lineRule="auto"/>
+              <w:jc w:val="center"/>
+            </w:pPr>
+            <w:r>
+              <w:rPr>
+                <w:b/>
+                <w:color w:val="000000"/>
+                <w:sz w:val="22"/>
+              </w:rPr>
+              <w:t>Tên thương hiệu</w:t>
+            </w:r>
+          </w:p>
+        </w:tc>
+        <w:tc>
+          <w:tcPr>
+            <w:tcW w:w="2280" w:type="dxa"/>
+          </w:tcPr>
+          <w:p>
+            <w:pPr>
+              <w:spacing w:before="60" w:after="60" w:line="276" w:lineRule="auto"/>
+              <w:jc w:val="center"/>
+            </w:pPr>
+            <w:r>
+              <w:rPr>
+                <w:b/>
+                <w:color w:val="000000"/>
+                <w:sz w:val="22"/>
+              </w:rPr>
+              <w:t>Số lượng sản phẩm</w:t>
+            </w:r>
+          </w:p>
+        </w:tc>
+        <w:tc>
+          <w:tcPr>
+            <w:tcW w:w="2280" w:type="dxa"/>
+          </w:tcPr>
+          <w:p>
+            <w:pPr>
+              <w:spacing w:before="60" w:after="60" w:line="276" w:lineRule="auto"/>
+              <w:jc w:val="center"/>
+            </w:pPr>
+            <w:r>
+              <w:rPr>
+                <w:b/>
+                <w:color w:val="000000"/>
+                <w:sz w:val="22"/>
+              </w:rPr>
+              <w:t>Tỷ lệ thị phần (%)</w:t>
+            </w:r>
+          </w:p>
+        </w:tc>
+      </w:tr>
+      <w:tr>
+        <w:trPr>
+          <w:jc w:val="center"/>
+        </w:trPr>
+        <w:tc>
+          <w:tcPr>
+            <w:tcW w:w="2280" w:type="dxa"/>
+          </w:tcPr>
+          <w:p>
+            <w:pPr>
+              <w:spacing w:before="60" w:after="60" w:line="276" w:lineRule="auto"/>
+              <w:jc w:val="right"/>
+            </w:pPr>
+            <w:r>
+              <w:rPr>
+                <w:color w:val="000000"/>
+                <w:sz w:val="22"/>
+              </w:rPr>
+              <w:t>1</w:t>
+            </w:r>
+          </w:p>
+        </w:tc>
+        <w:tc>
+          <w:tcPr>
+            <w:tcW w:w="2280" w:type="dxa"/>
+          </w:tcPr>
+          <w:p>
+            <w:pPr>
+              <w:spacing w:before="60" w:after="60" w:line="276" w:lineRule="auto"/>
+            </w:pPr>
+            <w:r>
+              <w:rPr>
+                <w:color w:val="000000"/>
+                <w:sz w:val="22"/>
+              </w:rPr>
+              <w:t>Elmich</w:t>
+            </w:r>
+          </w:p>
+        </w:tc>
+        <w:tc>
+          <w:tcPr>
+            <w:tcW w:w="2280" w:type="dxa"/>
+          </w:tcPr>
+          <w:p>
+            <w:pPr>
+              <w:spacing w:before="60" w:after="60" w:line="276" w:lineRule="auto"/>
+              <w:jc w:val="right"/>
+            </w:pPr>
+            <w:r>
+              <w:rPr>
+                <w:color w:val="000000"/>
+                <w:sz w:val="22"/>
+              </w:rPr>
+              <w:t>57</w:t>
+            </w:r>
+          </w:p>
+        </w:tc>
+        <w:tc>
+          <w:tcPr>
+            <w:tcW w:w="2280" w:type="dxa"/>
+          </w:tcPr>
+          <w:p>
+            <w:pPr>
+              <w:spacing w:before="60" w:after="60" w:line="276" w:lineRule="auto"/>
+              <w:jc w:val="right"/>
+            </w:pPr>
+            <w:r>
+              <w:rPr>
+                <w:color w:val="000000"/>
+                <w:sz w:val="22"/>
+              </w:rPr>
+              <w:t>23.75%</w:t>
+            </w:r>
+          </w:p>
+        </w:tc>
+      </w:tr>
+      <w:tr>
+        <w:trPr>
+          <w:jc w:val="center"/>
+        </w:trPr>
+        <w:tc>
+          <w:tcPr>
+            <w:tcW w:w="2280" w:type="dxa"/>
+          </w:tcPr>
+          <w:p>
+            <w:pPr>
+              <w:spacing w:before="60" w:after="60" w:line="276" w:lineRule="auto"/>
+              <w:jc w:val="right"/>
+            </w:pPr>
+            <w:r>
+              <w:rPr>
+                <w:color w:val="000000"/>
+                <w:sz w:val="22"/>
+              </w:rPr>
+              <w:t>2</w:t>
+            </w:r>
+          </w:p>
+        </w:tc>
+        <w:tc>
+          <w:tcPr>
+            <w:tcW w:w="2280" w:type="dxa"/>
+          </w:tcPr>
+          <w:p>
+            <w:pPr>
+              <w:spacing w:before="60" w:after="60" w:line="276" w:lineRule="auto"/>
+            </w:pPr>
+            <w:r>
+              <w:rPr>
+                <w:color w:val="000000"/>
+                <w:sz w:val="22"/>
+              </w:rPr>
+              <w:t>Philips</w:t>
+            </w:r>
+          </w:p>
+        </w:tc>
+        <w:tc>
+          <w:tcPr>
+            <w:tcW w:w="2280" w:type="dxa"/>
+          </w:tcPr>
+          <w:p>
+            <w:pPr>
+              <w:spacing w:before="60" w:after="60" w:line="276" w:lineRule="auto"/>
+              <w:jc w:val="right"/>
+            </w:pPr>
+            <w:r>
+              <w:rPr>
+                <w:color w:val="000000"/>
+                <w:sz w:val="22"/>
+              </w:rPr>
+              <w:t>40</w:t>
+            </w:r>
+          </w:p>
+        </w:tc>
+        <w:tc>
+          <w:tcPr>
+            <w:tcW w:w="2280" w:type="dxa"/>
+          </w:tcPr>
+          <w:p>
+            <w:pPr>
+              <w:spacing w:before="60" w:after="60" w:line="276" w:lineRule="auto"/>
+              <w:jc w:val="right"/>
+            </w:pPr>
+            <w:r>
+              <w:rPr>
+                <w:color w:val="000000"/>
+                <w:sz w:val="22"/>
+              </w:rPr>
+              <w:t>16.67%</w:t>
+            </w:r>
+          </w:p>
+        </w:tc>
+      </w:tr>
+      <w:tr>
+        <w:trPr>
+          <w:jc w:val="center"/>
+        </w:trPr>
+        <w:tc>
+          <w:tcPr>
+            <w:tcW w:w="2280" w:type="dxa"/>
+          </w:tcPr>
+          <w:p>
+            <w:pPr>
+              <w:spacing w:before="60" w:after="60" w:line="276" w:lineRule="auto"/>
+              <w:jc w:val="right"/>
+            </w:pPr>
+            <w:r>
+              <w:rPr>
+                <w:color w:val="000000"/>
+                <w:sz w:val="22"/>
+              </w:rPr>
+              <w:t>3</w:t>
+            </w:r>
+          </w:p>
+        </w:tc>
+        <w:tc>
+          <w:tcPr>
+            <w:tcW w:w="2280" w:type="dxa"/>
+          </w:tcPr>
+          <w:p>
+            <w:pPr>
+              <w:spacing w:before="60" w:after="60" w:line="276" w:lineRule="auto"/>
+            </w:pPr>
+            <w:r>
+              <w:rPr>
+                <w:color w:val="000000"/>
+                <w:sz w:val="22"/>
+              </w:rPr>
+              <w:t>LocknLock</w:t>
+            </w:r>
+          </w:p>
+        </w:tc>
+        <w:tc>
+          <w:tcPr>
+            <w:tcW w:w="2280" w:type="dxa"/>
+          </w:tcPr>
+          <w:p>
+            <w:pPr>
+              <w:spacing w:before="60" w:after="60" w:line="276" w:lineRule="auto"/>
+              <w:jc w:val="right"/>
+            </w:pPr>
+            <w:r>
+              <w:rPr>
+                <w:color w:val="000000"/>
+                <w:sz w:val="22"/>
+              </w:rPr>
+              <w:t>31</w:t>
+            </w:r>
+          </w:p>
+        </w:tc>
+        <w:tc>
+          <w:tcPr>
+            <w:tcW w:w="2280" w:type="dxa"/>
+          </w:tcPr>
+          <w:p>
+            <w:pPr>
+              <w:spacing w:before="60" w:after="60" w:line="276" w:lineRule="auto"/>
+              <w:jc w:val="right"/>
+            </w:pPr>
+            <w:r>
+              <w:rPr>
+                <w:color w:val="000000"/>
+                <w:sz w:val="22"/>
+              </w:rPr>
+              <w:t>12.92%</w:t>
+            </w:r>
+          </w:p>
+        </w:tc>
+      </w:tr>
+      <w:tr>
+        <w:trPr>
+          <w:jc w:val="center"/>
+        </w:trPr>
+        <w:tc>
+          <w:tcPr>
+            <w:tcW w:w="2280" w:type="dxa"/>
+          </w:tcPr>
+          <w:p>
+            <w:pPr>
+              <w:spacing w:before="60" w:after="60" w:line="276" w:lineRule="auto"/>
+              <w:jc w:val="right"/>
+            </w:pPr>
+            <w:r>
+              <w:rPr>
+                <w:color w:val="000000"/>
+                <w:sz w:val="22"/>
+              </w:rPr>
+              <w:t>4</w:t>
+            </w:r>
+          </w:p>
+        </w:tc>
+        <w:tc>
+          <w:tcPr>
+            <w:tcW w:w="2280" w:type="dxa"/>
+          </w:tcPr>
+          <w:p>
+            <w:pPr>
+              <w:spacing w:before="60" w:after="60" w:line="276" w:lineRule="auto"/>
+            </w:pPr>
+            <w:r>
+              <w:rPr>
+                <w:color w:val="000000"/>
+                <w:sz w:val="22"/>
+              </w:rPr>
+              <w:t>Bear</w:t>
+            </w:r>
+          </w:p>
+        </w:tc>
+        <w:tc>
+          <w:tcPr>
+            <w:tcW w:w="2280" w:type="dxa"/>
+          </w:tcPr>
+          <w:p>
+            <w:pPr>
+              <w:spacing w:before="60" w:after="60" w:line="276" w:lineRule="auto"/>
+              <w:jc w:val="right"/>
+            </w:pPr>
+            <w:r>
+              <w:rPr>
+                <w:color w:val="000000"/>
+                <w:sz w:val="22"/>
+              </w:rPr>
+              <w:t>25</w:t>
+            </w:r>
+          </w:p>
+        </w:tc>
+        <w:tc>
+          <w:tcPr>
+            <w:tcW w:w="2280" w:type="dxa"/>
+          </w:tcPr>
+          <w:p>
+            <w:pPr>
+              <w:spacing w:before="60" w:after="60" w:line="276" w:lineRule="auto"/>
+              <w:jc w:val="right"/>
+            </w:pPr>
+            <w:r>
+              <w:rPr>
+                <w:color w:val="000000"/>
+                <w:sz w:val="22"/>
+              </w:rPr>
+              <w:t>10.42%</w:t>
+            </w:r>
+          </w:p>
+        </w:tc>
+      </w:tr>
+      <w:tr>
+        <w:trPr>
+          <w:jc w:val="center"/>
+        </w:trPr>
+        <w:tc>
+          <w:tcPr>
+            <w:tcW w:w="2280" w:type="dxa"/>
+          </w:tcPr>
+          <w:p>
+            <w:pPr>
+              <w:spacing w:before="60" w:after="60" w:line="276" w:lineRule="auto"/>
+              <w:jc w:val="right"/>
+            </w:pPr>
+            <w:r>
+              <w:rPr>
+                <w:color w:val="000000"/>
+                <w:sz w:val="22"/>
+              </w:rPr>
+              <w:t>5</w:t>
+            </w:r>
+          </w:p>
+        </w:tc>
+        <w:tc>
+          <w:tcPr>
+            <w:tcW w:w="2280" w:type="dxa"/>
+          </w:tcPr>
+          <w:p>
+            <w:pPr>
+              <w:spacing w:before="60" w:after="60" w:line="276" w:lineRule="auto"/>
+            </w:pPr>
+            <w:r>
+              <w:rPr>
+                <w:color w:val="000000"/>
+                <w:sz w:val="22"/>
+              </w:rPr>
+              <w:t>Kangaroo</w:t>
+            </w:r>
+          </w:p>
+        </w:tc>
+        <w:tc>
+          <w:tcPr>
+            <w:tcW w:w="2280" w:type="dxa"/>
+          </w:tcPr>
+          <w:p>
+            <w:pPr>
+              <w:spacing w:before="60" w:after="60" w:line="276" w:lineRule="auto"/>
+              <w:jc w:val="right"/>
+            </w:pPr>
+            <w:r>
+              <w:rPr>
+                <w:color w:val="000000"/>
+                <w:sz w:val="22"/>
+              </w:rPr>
+              <w:t>14</w:t>
+            </w:r>
+          </w:p>
+        </w:tc>
+        <w:tc>
+          <w:tcPr>
+            <w:tcW w:w="2280" w:type="dxa"/>
+          </w:tcPr>
+          <w:p>
+            <w:pPr>
+              <w:spacing w:before="60" w:after="60" w:line="276" w:lineRule="auto"/>
+              <w:jc w:val="right"/>
+            </w:pPr>
+            <w:r>
+              <w:rPr>
+                <w:color w:val="000000"/>
+                <w:sz w:val="22"/>
+              </w:rPr>
+              <w:t>5.83%</w:t>
+            </w:r>
+          </w:p>
+        </w:tc>
+      </w:tr>
+      <w:tr>
+        <w:trPr>
+          <w:jc w:val="center"/>
+        </w:trPr>
+        <w:tc>
+          <w:tcPr>
+            <w:tcW w:w="2280" w:type="dxa"/>
+          </w:tcPr>
+          <w:p>
+            <w:pPr>
+              <w:spacing w:before="60" w:after="60" w:line="276" w:lineRule="auto"/>
+              <w:jc w:val="right"/>
+            </w:pPr>
+            <w:r>
+              <w:rPr>
+                <w:color w:val="000000"/>
+                <w:sz w:val="22"/>
+              </w:rPr>
+              <w:t>6</w:t>
+            </w:r>
+          </w:p>
+        </w:tc>
+        <w:tc>
+          <w:tcPr>
+            <w:tcW w:w="2280" w:type="dxa"/>
+          </w:tcPr>
+          <w:p>
+            <w:pPr>
+              <w:spacing w:before="60" w:after="60" w:line="276" w:lineRule="auto"/>
+            </w:pPr>
+            <w:r>
+              <w:rPr>
+                <w:color w:val="000000"/>
+                <w:sz w:val="22"/>
+              </w:rPr>
+              <w:t>Daewoo</w:t>
+            </w:r>
+          </w:p>
+        </w:tc>
+        <w:tc>
+          <w:tcPr>
+            <w:tcW w:w="2280" w:type="dxa"/>
+          </w:tcPr>
+          <w:p>
+            <w:pPr>
+              <w:spacing w:before="60" w:after="60" w:line="276" w:lineRule="auto"/>
+              <w:jc w:val="right"/>
+            </w:pPr>
+            <w:r>
+              <w:rPr>
+                <w:color w:val="000000"/>
+                <w:sz w:val="22"/>
+              </w:rPr>
+              <w:t>10</w:t>
+            </w:r>
+          </w:p>
+        </w:tc>
+        <w:tc>
+          <w:tcPr>
+            <w:tcW w:w="2280" w:type="dxa"/>
+          </w:tcPr>
+          <w:p>
+            <w:pPr>
+              <w:spacing w:before="60" w:after="60" w:line="276" w:lineRule="auto"/>
+              <w:jc w:val="right"/>
+            </w:pPr>
+            <w:r>
+              <w:rPr>
+                <w:color w:val="000000"/>
+                <w:sz w:val="22"/>
+              </w:rPr>
+              <w:t>4.17%</w:t>
+            </w:r>
+          </w:p>
+        </w:tc>
+      </w:tr>
+      <w:tr>
+        <w:trPr>
+          <w:jc w:val="center"/>
+        </w:trPr>
+        <w:tc>
+          <w:tcPr>
+            <w:tcW w:w="2280" w:type="dxa"/>
+          </w:tcPr>
+          <w:p>
+            <w:pPr>
+              <w:spacing w:before="60" w:after="60" w:line="276" w:lineRule="auto"/>
+              <w:jc w:val="right"/>
+            </w:pPr>
+            <w:r>
+              <w:rPr>
+                <w:color w:val="000000"/>
+                <w:sz w:val="22"/>
+              </w:rPr>
+              <w:t>7</w:t>
+            </w:r>
+          </w:p>
+        </w:tc>
+        <w:tc>
+          <w:tcPr>
+            <w:tcW w:w="2280" w:type="dxa"/>
+          </w:tcPr>
+          <w:p>
+            <w:pPr>
+              <w:spacing w:before="60" w:after="60" w:line="276" w:lineRule="auto"/>
+            </w:pPr>
+            <w:r>
+              <w:rPr>
+                <w:color w:val="000000"/>
+                <w:sz w:val="22"/>
+              </w:rPr>
+              <w:t>Toshiba</w:t>
+            </w:r>
+          </w:p>
+        </w:tc>
+        <w:tc>
+          <w:tcPr>
+            <w:tcW w:w="2280" w:type="dxa"/>
+          </w:tcPr>
+          <w:p>
+            <w:pPr>
+              <w:spacing w:before="60" w:after="60" w:line="276" w:lineRule="auto"/>
+              <w:jc w:val="right"/>
+            </w:pPr>
+            <w:r>
+              <w:rPr>
+                <w:color w:val="000000"/>
+                <w:sz w:val="22"/>
+              </w:rPr>
+              <w:t>10</w:t>
+            </w:r>
+          </w:p>
+        </w:tc>
+        <w:tc>
+          <w:tcPr>
+            <w:tcW w:w="2280" w:type="dxa"/>
+          </w:tcPr>
+          <w:p>
+            <w:pPr>
+              <w:spacing w:before="60" w:after="60" w:line="276" w:lineRule="auto"/>
+              <w:jc w:val="right"/>
+            </w:pPr>
+            <w:r>
+              <w:rPr>
+                <w:color w:val="000000"/>
+                <w:sz w:val="22"/>
+              </w:rPr>
+              <w:t>4.17%</w:t>
+            </w:r>
+          </w:p>
+        </w:tc>
+      </w:tr>
+      <w:tr>
+        <w:trPr>
+          <w:jc w:val="center"/>
+        </w:trPr>
+        <w:tc>
+          <w:tcPr>
+            <w:tcW w:w="2280" w:type="dxa"/>
+          </w:tcPr>
+          <w:p>
+            <w:pPr>
+              <w:spacing w:before="60" w:after="60" w:line="276" w:lineRule="auto"/>
+              <w:jc w:val="right"/>
+            </w:pPr>
+            <w:r>
+              <w:rPr>
+                <w:color w:val="000000"/>
+                <w:sz w:val="22"/>
+              </w:rPr>
+              <w:t>8</w:t>
+            </w:r>
+          </w:p>
+        </w:tc>
+        <w:tc>
+          <w:tcPr>
+            <w:tcW w:w="2280" w:type="dxa"/>
+          </w:tcPr>
+          <w:p>
+            <w:pPr>
+              <w:spacing w:before="60" w:after="60" w:line="276" w:lineRule="auto"/>
+            </w:pPr>
+            <w:r>
+              <w:rPr>
+                <w:color w:val="000000"/>
+                <w:sz w:val="22"/>
+              </w:rPr>
+              <w:t>Sharp</w:t>
+            </w:r>
+          </w:p>
+        </w:tc>
+        <w:tc>
+          <w:tcPr>
+            <w:tcW w:w="2280" w:type="dxa"/>
+          </w:tcPr>
+          <w:p>
+            <w:pPr>
+              <w:spacing w:before="60" w:after="60" w:line="276" w:lineRule="auto"/>
+              <w:jc w:val="right"/>
+            </w:pPr>
+            <w:r>
+              <w:rPr>
+                <w:color w:val="000000"/>
+                <w:sz w:val="22"/>
+              </w:rPr>
+              <w:t>9</w:t>
+            </w:r>
+          </w:p>
+        </w:tc>
+        <w:tc>
+          <w:tcPr>
+            <w:tcW w:w="2280" w:type="dxa"/>
+          </w:tcPr>
+          <w:p>
+            <w:pPr>
+              <w:spacing w:before="60" w:after="60" w:line="276" w:lineRule="auto"/>
+              <w:jc w:val="right"/>
+            </w:pPr>
+            <w:r>
+              <w:rPr>
+                <w:color w:val="000000"/>
+                <w:sz w:val="22"/>
+              </w:rPr>
+              <w:t>3.75%</w:t>
+            </w:r>
+          </w:p>
+        </w:tc>
+      </w:tr>
+    </w:tbl>
+    <w:p>
+      <w:pPr>
+        <w:spacing w:before="200"/>
+      </w:pPr>
+    </w:p>
+    <w:p>
+      <w:pPr>
+        <w:jc w:val="center"/>
+      </w:pPr>
+      <w:r>
+        <w:rPr>
+          <w:noProof/>
+        </w:rPr>
+        <w:lastRenderedPageBreak/>
+        <w:drawing>
+          <wp:inline distT="0" distB="0" distL="0" distR="0" wp14:anchorId="7726D15C" wp14:editId="273AAC40">
+            <wp:extent cx="5303520" cy="2651760"/>
+            <wp:effectExtent l="0" t="0" r="0" b="0"/>
+            <wp:docPr id="2" name="Picture 2"/>
+            <wp:cNvGraphicFramePr>
+              <a:graphicFrameLocks xmlns:a="http://schemas.openxmlformats.org/drawingml/2006/main" noChangeAspect="1"/>
+            </wp:cNvGraphicFramePr>
+            <a:graphic xmlns:a="http://schemas.openxmlformats.org/drawingml/2006/main">
+              <a:graphicData uri="http://schemas.openxmlformats.org/drawingml/2006/picture">
+                <pic:pic xmlns:pic="http://schemas.openxmlformats.org/drawingml/2006/picture">
+                  <pic:nvPicPr>
+                    <pic:cNvPr id="0" name="chart_brands.png"/>
+                    <pic:cNvPicPr/>
+                  </pic:nvPicPr>
+                  <pic:blipFill>
+                    <a:blip r:embed="rId6"/>
+                    <a:stretch>
+                      <a:fillRect/>
+                    </a:stretch>
+                  </pic:blipFill>
+                  <pic:spPr>
+                    <a:xfrm>
+                      <a:off x="0" y="0"/>
+                      <a:ext cx="5303520" cy="2651760"/>
+                    </a:xfrm>
+                    <a:prstGeom prst="rect">
+                      <a:avLst/>
+                    </a:prstGeom>
+                  </pic:spPr>
+                </pic:pic>
+              </a:graphicData>
+            </a:graphic>
+          </wp:inline>
+        </w:drawing>
+      </w:r>
+    </w:p>
+    <w:p>
+      <w:pPr>
+        <w:spacing w:before="80"/>
+        <w:jc w:val="center"/>
+      </w:pPr>
+      <w:r>
+        <w:rPr>
+          <w:i/>
+          <w:color w:val="7F8C8D"/>
+          <w:sz w:val="20"/>
+        </w:rPr>
+        <w:t>Hình 1.2: Biểu đồ cột thể hiện Top thương hiệu điện gia dụng trên Tiki</w:t>
       </w:r>
     </w:p>
     <w:sectPr>

--- a/Lab0/BaoCao_ThongKe_Data_TikiDienGiaDung.docx
+++ b/Lab0/BaoCao_ThongKe_Data_TikiDienGiaDung.docx
@@ -236,10 +236,17 @@
     <w:p>
       <w:pPr>
         <w:jc w:val="center"/>
+        <w:rPr>
+          <w:b/>
+          <w:bCs/>
+          <w:iCs/>
+        </w:rPr>
       </w:pPr>
       <w:r>
         <w:rPr>
-          <w:i/>
+          <w:b/>
+          <w:bCs/>
+          <w:iCs/>
         </w:rPr>
         <w:t>Bảng 1.1: Thống kê mô tả các chỉ số quan trọng</w:t>
       </w:r>
@@ -519,6 +526,7 @@
     <w:p>
       <w:pPr>
         <w:spacing w:before="160"/>
+        <w:jc w:val="center"/>
       </w:pPr>
       <w:r>
         <w:rPr>
@@ -1318,6 +1326,7 @@
     <w:p>
       <w:pPr>
         <w:spacing w:before="160"/>
+        <w:jc w:val="center"/>
       </w:pPr>
       <w:r>
         <w:rPr>

--- a/Lab0/BaoCao_ThongKe_Data_TikiDienGiaDung.docx
+++ b/Lab0/BaoCao_ThongKe_Data_TikiDienGiaDung.docx
@@ -640,6 +640,7 @@
           <w:p>
             <w:pPr>
               <w:spacing w:before="60" w:after="60" w:line="276" w:lineRule="auto"/>
+              <w:jc w:val="center"/>
             </w:pPr>
             <w:r>
               <w:rPr>
@@ -657,6 +658,7 @@
           <w:p>
             <w:pPr>
               <w:spacing w:before="60" w:after="60" w:line="276" w:lineRule="auto"/>
+              <w:jc w:val="center"/>
             </w:pPr>
             <w:r>
               <w:rPr>
@@ -674,7 +676,7 @@
           <w:p>
             <w:pPr>
               <w:spacing w:before="60" w:after="60" w:line="276" w:lineRule="auto"/>
-              <w:jc w:val="right"/>
+              <w:jc w:val="center"/>
             </w:pPr>
             <w:r>
               <w:rPr>
@@ -692,7 +694,7 @@
           <w:p>
             <w:pPr>
               <w:spacing w:before="60" w:after="60" w:line="276" w:lineRule="auto"/>
-              <w:jc w:val="right"/>
+              <w:jc w:val="center"/>
             </w:pPr>
             <w:r>
               <w:rPr>
@@ -715,6 +717,7 @@
           <w:p>
             <w:pPr>
               <w:spacing w:before="60" w:after="60" w:line="276" w:lineRule="auto"/>
+              <w:jc w:val="center"/>
             </w:pPr>
             <w:r>
               <w:rPr>
@@ -732,6 +735,7 @@
           <w:p>
             <w:pPr>
               <w:spacing w:before="60" w:after="60" w:line="276" w:lineRule="auto"/>
+              <w:jc w:val="center"/>
             </w:pPr>
             <w:r>
               <w:rPr>
@@ -749,7 +753,7 @@
           <w:p>
             <w:pPr>
               <w:spacing w:before="60" w:after="60" w:line="276" w:lineRule="auto"/>
-              <w:jc w:val="right"/>
+              <w:jc w:val="center"/>
             </w:pPr>
             <w:r>
               <w:rPr>
@@ -767,7 +771,7 @@
           <w:p>
             <w:pPr>
               <w:spacing w:before="60" w:after="60" w:line="276" w:lineRule="auto"/>
-              <w:jc w:val="right"/>
+              <w:jc w:val="center"/>
             </w:pPr>
             <w:r>
               <w:rPr>
@@ -790,6 +794,7 @@
           <w:p>
             <w:pPr>
               <w:spacing w:before="60" w:after="60" w:line="276" w:lineRule="auto"/>
+              <w:jc w:val="center"/>
             </w:pPr>
             <w:r>
               <w:rPr>
@@ -807,6 +812,7 @@
           <w:p>
             <w:pPr>
               <w:spacing w:before="60" w:after="60" w:line="276" w:lineRule="auto"/>
+              <w:jc w:val="center"/>
             </w:pPr>
             <w:r>
               <w:rPr>
@@ -824,7 +830,7 @@
           <w:p>
             <w:pPr>
               <w:spacing w:before="60" w:after="60" w:line="276" w:lineRule="auto"/>
-              <w:jc w:val="right"/>
+              <w:jc w:val="center"/>
             </w:pPr>
             <w:r>
               <w:rPr>
@@ -842,7 +848,7 @@
           <w:p>
             <w:pPr>
               <w:spacing w:before="60" w:after="60" w:line="276" w:lineRule="auto"/>
-              <w:jc w:val="right"/>
+              <w:jc w:val="center"/>
             </w:pPr>
             <w:r>
               <w:rPr>
@@ -865,6 +871,7 @@
           <w:p>
             <w:pPr>
               <w:spacing w:before="60" w:after="60" w:line="276" w:lineRule="auto"/>
+              <w:jc w:val="center"/>
             </w:pPr>
             <w:r>
               <w:rPr>
@@ -882,6 +889,7 @@
           <w:p>
             <w:pPr>
               <w:spacing w:before="60" w:after="60" w:line="276" w:lineRule="auto"/>
+              <w:jc w:val="center"/>
             </w:pPr>
             <w:r>
               <w:rPr>
@@ -899,7 +907,7 @@
           <w:p>
             <w:pPr>
               <w:spacing w:before="60" w:after="60" w:line="276" w:lineRule="auto"/>
-              <w:jc w:val="right"/>
+              <w:jc w:val="center"/>
             </w:pPr>
             <w:r>
               <w:rPr>
@@ -917,7 +925,7 @@
           <w:p>
             <w:pPr>
               <w:spacing w:before="60" w:after="60" w:line="276" w:lineRule="auto"/>
-              <w:jc w:val="right"/>
+              <w:jc w:val="center"/>
             </w:pPr>
             <w:r>
               <w:rPr>
@@ -940,6 +948,7 @@
           <w:p>
             <w:pPr>
               <w:spacing w:before="60" w:after="60" w:line="276" w:lineRule="auto"/>
+              <w:jc w:val="center"/>
             </w:pPr>
             <w:r>
               <w:rPr>
@@ -957,6 +966,7 @@
           <w:p>
             <w:pPr>
               <w:spacing w:before="60" w:after="60" w:line="276" w:lineRule="auto"/>
+              <w:jc w:val="center"/>
             </w:pPr>
             <w:r>
               <w:rPr>
@@ -974,7 +984,7 @@
           <w:p>
             <w:pPr>
               <w:spacing w:before="60" w:after="60" w:line="276" w:lineRule="auto"/>
-              <w:jc w:val="right"/>
+              <w:jc w:val="center"/>
             </w:pPr>
             <w:r>
               <w:rPr>
@@ -992,7 +1002,7 @@
           <w:p>
             <w:pPr>
               <w:spacing w:before="60" w:after="60" w:line="276" w:lineRule="auto"/>
-              <w:jc w:val="right"/>
+              <w:jc w:val="center"/>
             </w:pPr>
             <w:r>
               <w:rPr>
@@ -1015,6 +1025,7 @@
           <w:p>
             <w:pPr>
               <w:spacing w:before="60" w:after="60" w:line="276" w:lineRule="auto"/>
+              <w:jc w:val="center"/>
             </w:pPr>
             <w:r>
               <w:rPr>
@@ -1032,6 +1043,7 @@
           <w:p>
             <w:pPr>
               <w:spacing w:before="60" w:after="60" w:line="276" w:lineRule="auto"/>
+              <w:jc w:val="center"/>
             </w:pPr>
             <w:r>
               <w:rPr>
@@ -1049,7 +1061,7 @@
           <w:p>
             <w:pPr>
               <w:spacing w:before="60" w:after="60" w:line="276" w:lineRule="auto"/>
-              <w:jc w:val="right"/>
+              <w:jc w:val="center"/>
             </w:pPr>
             <w:r>
               <w:rPr>
@@ -1067,7 +1079,7 @@
           <w:p>
             <w:pPr>
               <w:spacing w:before="60" w:after="60" w:line="276" w:lineRule="auto"/>
-              <w:jc w:val="right"/>
+              <w:jc w:val="center"/>
             </w:pPr>
             <w:r>
               <w:rPr>
@@ -1090,6 +1102,7 @@
           <w:p>
             <w:pPr>
               <w:spacing w:before="60" w:after="60" w:line="276" w:lineRule="auto"/>
+              <w:jc w:val="center"/>
             </w:pPr>
             <w:r>
               <w:rPr>
@@ -1108,6 +1121,7 @@
           <w:p>
             <w:pPr>
               <w:spacing w:before="60" w:after="60" w:line="276" w:lineRule="auto"/>
+              <w:jc w:val="center"/>
             </w:pPr>
             <w:r>
               <w:rPr>
@@ -1125,7 +1139,7 @@
           <w:p>
             <w:pPr>
               <w:spacing w:before="60" w:after="60" w:line="276" w:lineRule="auto"/>
-              <w:jc w:val="right"/>
+              <w:jc w:val="center"/>
             </w:pPr>
             <w:r>
               <w:rPr>
@@ -1143,7 +1157,7 @@
           <w:p>
             <w:pPr>
               <w:spacing w:before="60" w:after="60" w:line="276" w:lineRule="auto"/>
-              <w:jc w:val="right"/>
+              <w:jc w:val="center"/>
             </w:pPr>
             <w:r>
               <w:rPr>
@@ -1166,6 +1180,7 @@
           <w:p>
             <w:pPr>
               <w:spacing w:before="60" w:after="60" w:line="276" w:lineRule="auto"/>
+              <w:jc w:val="center"/>
             </w:pPr>
             <w:r>
               <w:rPr>
@@ -1183,6 +1198,7 @@
           <w:p>
             <w:pPr>
               <w:spacing w:before="60" w:after="60" w:line="276" w:lineRule="auto"/>
+              <w:jc w:val="center"/>
             </w:pPr>
             <w:r>
               <w:rPr>
@@ -1200,7 +1216,7 @@
           <w:p>
             <w:pPr>
               <w:spacing w:before="60" w:after="60" w:line="276" w:lineRule="auto"/>
-              <w:jc w:val="right"/>
+              <w:jc w:val="center"/>
             </w:pPr>
             <w:r>
               <w:rPr>
@@ -1218,7 +1234,7 @@
           <w:p>
             <w:pPr>
               <w:spacing w:before="60" w:after="60" w:line="276" w:lineRule="auto"/>
-              <w:jc w:val="right"/>
+              <w:jc w:val="center"/>
             </w:pPr>
             <w:r>
               <w:rPr>
@@ -1241,6 +1257,7 @@
           <w:p>
             <w:pPr>
               <w:spacing w:before="60" w:after="60" w:line="276" w:lineRule="auto"/>
+              <w:jc w:val="center"/>
             </w:pPr>
             <w:r>
               <w:rPr>
@@ -1258,6 +1275,7 @@
           <w:p>
             <w:pPr>
               <w:spacing w:before="60" w:after="60" w:line="276" w:lineRule="auto"/>
+              <w:jc w:val="center"/>
             </w:pPr>
             <w:r>
               <w:rPr>
@@ -1275,7 +1293,7 @@
           <w:p>
             <w:pPr>
               <w:spacing w:before="60" w:after="60" w:line="276" w:lineRule="auto"/>
-              <w:jc w:val="right"/>
+              <w:jc w:val="center"/>
             </w:pPr>
             <w:r>
               <w:rPr>
@@ -1293,7 +1311,7 @@
           <w:p>
             <w:pPr>
               <w:spacing w:before="60" w:after="60" w:line="276" w:lineRule="auto"/>
-              <w:jc w:val="right"/>
+              <w:jc w:val="center"/>
             </w:pPr>
             <w:r>
               <w:rPr>
@@ -1440,7 +1458,7 @@
           <w:p>
             <w:pPr>
               <w:spacing w:before="60" w:after="60" w:line="276" w:lineRule="auto"/>
-              <w:jc w:val="right"/>
+              <w:jc w:val="center"/>
             </w:pPr>
             <w:r>
               <w:rPr>
@@ -1458,6 +1476,7 @@
           <w:p>
             <w:pPr>
               <w:spacing w:before="60" w:after="60" w:line="276" w:lineRule="auto"/>
+              <w:jc w:val="center"/>
             </w:pPr>
             <w:r>
               <w:rPr>
@@ -1475,7 +1494,7 @@
           <w:p>
             <w:pPr>
               <w:spacing w:before="60" w:after="60" w:line="276" w:lineRule="auto"/>
-              <w:jc w:val="right"/>
+              <w:jc w:val="center"/>
             </w:pPr>
             <w:r>
               <w:rPr>
@@ -1493,7 +1512,7 @@
           <w:p>
             <w:pPr>
               <w:spacing w:before="60" w:after="60" w:line="276" w:lineRule="auto"/>
-              <w:jc w:val="right"/>
+              <w:jc w:val="center"/>
             </w:pPr>
             <w:r>
               <w:rPr>
@@ -1516,7 +1535,7 @@
           <w:p>
             <w:pPr>
               <w:spacing w:before="60" w:after="60" w:line="276" w:lineRule="auto"/>
-              <w:jc w:val="right"/>
+              <w:jc w:val="center"/>
             </w:pPr>
             <w:r>
               <w:rPr>
@@ -1534,6 +1553,7 @@
           <w:p>
             <w:pPr>
               <w:spacing w:before="60" w:after="60" w:line="276" w:lineRule="auto"/>
+              <w:jc w:val="center"/>
             </w:pPr>
             <w:r>
               <w:rPr>
@@ -1551,7 +1571,7 @@
           <w:p>
             <w:pPr>
               <w:spacing w:before="60" w:after="60" w:line="276" w:lineRule="auto"/>
-              <w:jc w:val="right"/>
+              <w:jc w:val="center"/>
             </w:pPr>
             <w:r>
               <w:rPr>
@@ -1569,7 +1589,7 @@
           <w:p>
             <w:pPr>
               <w:spacing w:before="60" w:after="60" w:line="276" w:lineRule="auto"/>
-              <w:jc w:val="right"/>
+              <w:jc w:val="center"/>
             </w:pPr>
             <w:r>
               <w:rPr>
@@ -1592,7 +1612,7 @@
           <w:p>
             <w:pPr>
               <w:spacing w:before="60" w:after="60" w:line="276" w:lineRule="auto"/>
-              <w:jc w:val="right"/>
+              <w:jc w:val="center"/>
             </w:pPr>
             <w:r>
               <w:rPr>
@@ -1610,6 +1630,7 @@
           <w:p>
             <w:pPr>
               <w:spacing w:before="60" w:after="60" w:line="276" w:lineRule="auto"/>
+              <w:jc w:val="center"/>
             </w:pPr>
             <w:r>
               <w:rPr>
@@ -1627,7 +1648,7 @@
           <w:p>
             <w:pPr>
               <w:spacing w:before="60" w:after="60" w:line="276" w:lineRule="auto"/>
-              <w:jc w:val="right"/>
+              <w:jc w:val="center"/>
             </w:pPr>
             <w:r>
               <w:rPr>
@@ -1645,7 +1666,7 @@
           <w:p>
             <w:pPr>
               <w:spacing w:before="60" w:after="60" w:line="276" w:lineRule="auto"/>
-              <w:jc w:val="right"/>
+              <w:jc w:val="center"/>
             </w:pPr>
             <w:r>
               <w:rPr>
@@ -1668,7 +1689,7 @@
           <w:p>
             <w:pPr>
               <w:spacing w:before="60" w:after="60" w:line="276" w:lineRule="auto"/>
-              <w:jc w:val="right"/>
+              <w:jc w:val="center"/>
             </w:pPr>
             <w:r>
               <w:rPr>
@@ -1686,6 +1707,7 @@
           <w:p>
             <w:pPr>
               <w:spacing w:before="60" w:after="60" w:line="276" w:lineRule="auto"/>
+              <w:jc w:val="center"/>
             </w:pPr>
             <w:r>
               <w:rPr>
@@ -1703,7 +1725,7 @@
           <w:p>
             <w:pPr>
               <w:spacing w:before="60" w:after="60" w:line="276" w:lineRule="auto"/>
-              <w:jc w:val="right"/>
+              <w:jc w:val="center"/>
             </w:pPr>
             <w:r>
               <w:rPr>
@@ -1721,7 +1743,7 @@
           <w:p>
             <w:pPr>
               <w:spacing w:before="60" w:after="60" w:line="276" w:lineRule="auto"/>
-              <w:jc w:val="right"/>
+              <w:jc w:val="center"/>
             </w:pPr>
             <w:r>
               <w:rPr>
@@ -1744,7 +1766,7 @@
           <w:p>
             <w:pPr>
               <w:spacing w:before="60" w:after="60" w:line="276" w:lineRule="auto"/>
-              <w:jc w:val="right"/>
+              <w:jc w:val="center"/>
             </w:pPr>
             <w:r>
               <w:rPr>
@@ -1762,6 +1784,7 @@
           <w:p>
             <w:pPr>
               <w:spacing w:before="60" w:after="60" w:line="276" w:lineRule="auto"/>
+              <w:jc w:val="center"/>
             </w:pPr>
             <w:r>
               <w:rPr>
@@ -1779,7 +1802,7 @@
           <w:p>
             <w:pPr>
               <w:spacing w:before="60" w:after="60" w:line="276" w:lineRule="auto"/>
-              <w:jc w:val="right"/>
+              <w:jc w:val="center"/>
             </w:pPr>
             <w:r>
               <w:rPr>
@@ -1797,7 +1820,7 @@
           <w:p>
             <w:pPr>
               <w:spacing w:before="60" w:after="60" w:line="276" w:lineRule="auto"/>
-              <w:jc w:val="right"/>
+              <w:jc w:val="center"/>
             </w:pPr>
             <w:r>
               <w:rPr>
@@ -1820,7 +1843,7 @@
           <w:p>
             <w:pPr>
               <w:spacing w:before="60" w:after="60" w:line="276" w:lineRule="auto"/>
-              <w:jc w:val="right"/>
+              <w:jc w:val="center"/>
             </w:pPr>
             <w:r>
               <w:rPr>
@@ -1838,6 +1861,7 @@
           <w:p>
             <w:pPr>
               <w:spacing w:before="60" w:after="60" w:line="276" w:lineRule="auto"/>
+              <w:jc w:val="center"/>
             </w:pPr>
             <w:r>
               <w:rPr>
@@ -1855,7 +1879,7 @@
           <w:p>
             <w:pPr>
               <w:spacing w:before="60" w:after="60" w:line="276" w:lineRule="auto"/>
-              <w:jc w:val="right"/>
+              <w:jc w:val="center"/>
             </w:pPr>
             <w:r>
               <w:rPr>
@@ -1873,7 +1897,7 @@
           <w:p>
             <w:pPr>
               <w:spacing w:before="60" w:after="60" w:line="276" w:lineRule="auto"/>
-              <w:jc w:val="right"/>
+              <w:jc w:val="center"/>
             </w:pPr>
             <w:r>
               <w:rPr>
@@ -1896,7 +1920,7 @@
           <w:p>
             <w:pPr>
               <w:spacing w:before="60" w:after="60" w:line="276" w:lineRule="auto"/>
-              <w:jc w:val="right"/>
+              <w:jc w:val="center"/>
             </w:pPr>
             <w:r>
               <w:rPr>
@@ -1914,6 +1938,7 @@
           <w:p>
             <w:pPr>
               <w:spacing w:before="60" w:after="60" w:line="276" w:lineRule="auto"/>
+              <w:jc w:val="center"/>
             </w:pPr>
             <w:r>
               <w:rPr>
@@ -1931,7 +1956,7 @@
           <w:p>
             <w:pPr>
               <w:spacing w:before="60" w:after="60" w:line="276" w:lineRule="auto"/>
-              <w:jc w:val="right"/>
+              <w:jc w:val="center"/>
             </w:pPr>
             <w:r>
               <w:rPr>
@@ -1949,7 +1974,7 @@
           <w:p>
             <w:pPr>
               <w:spacing w:before="60" w:after="60" w:line="276" w:lineRule="auto"/>
-              <w:jc w:val="right"/>
+              <w:jc w:val="center"/>
             </w:pPr>
             <w:r>
               <w:rPr>
@@ -1972,7 +1997,7 @@
           <w:p>
             <w:pPr>
               <w:spacing w:before="60" w:after="60" w:line="276" w:lineRule="auto"/>
-              <w:jc w:val="right"/>
+              <w:jc w:val="center"/>
             </w:pPr>
             <w:r>
               <w:rPr>
@@ -1990,6 +2015,7 @@
           <w:p>
             <w:pPr>
               <w:spacing w:before="60" w:after="60" w:line="276" w:lineRule="auto"/>
+              <w:jc w:val="center"/>
             </w:pPr>
             <w:r>
               <w:rPr>
@@ -2007,7 +2033,7 @@
           <w:p>
             <w:pPr>
               <w:spacing w:before="60" w:after="60" w:line="276" w:lineRule="auto"/>
-              <w:jc w:val="right"/>
+              <w:jc w:val="center"/>
             </w:pPr>
             <w:r>
               <w:rPr>
@@ -2025,7 +2051,7 @@
           <w:p>
             <w:pPr>
               <w:spacing w:before="60" w:after="60" w:line="276" w:lineRule="auto"/>
-              <w:jc w:val="right"/>
+              <w:jc w:val="center"/>
             </w:pPr>
             <w:r>
               <w:rPr>

--- a/Lab0/BaoCao_ThongKe_Data_TikiDienGiaDung.docx
+++ b/Lab0/BaoCao_ThongKe_Data_TikiDienGiaDung.docx
@@ -2066,68 +2066,8 @@
     </w:tbl>
     <w:p>
       <w:pPr>
-        <w:spacing w:before="200"/>
+        <w:spacing w:before="80"/>
       </w:pPr>
-    </w:p>
-    <w:p>
-      <w:pPr>
-        <w:jc w:val="center"/>
-      </w:pPr>
-      <w:r>
-        <w:rPr>
-          <w:noProof/>
-        </w:rPr>
-        <w:lastRenderedPageBreak/>
-        <w:drawing>
-          <wp:inline distT="0" distB="0" distL="0" distR="0" wp14:anchorId="7726D15C" wp14:editId="273AAC40">
-            <wp:extent cx="5303520" cy="2651760"/>
-            <wp:effectExtent l="0" t="0" r="0" b="0"/>
-            <wp:docPr id="2" name="Picture 2"/>
-            <wp:cNvGraphicFramePr>
-              <a:graphicFrameLocks xmlns:a="http://schemas.openxmlformats.org/drawingml/2006/main" noChangeAspect="1"/>
-            </wp:cNvGraphicFramePr>
-            <a:graphic xmlns:a="http://schemas.openxmlformats.org/drawingml/2006/main">
-              <a:graphicData uri="http://schemas.openxmlformats.org/drawingml/2006/picture">
-                <pic:pic xmlns:pic="http://schemas.openxmlformats.org/drawingml/2006/picture">
-                  <pic:nvPicPr>
-                    <pic:cNvPr id="0" name="chart_brands.png"/>
-                    <pic:cNvPicPr/>
-                  </pic:nvPicPr>
-                  <pic:blipFill>
-                    <a:blip r:embed="rId6"/>
-                    <a:stretch>
-                      <a:fillRect/>
-                    </a:stretch>
-                  </pic:blipFill>
-                  <pic:spPr>
-                    <a:xfrm>
-                      <a:off x="0" y="0"/>
-                      <a:ext cx="5303520" cy="2651760"/>
-                    </a:xfrm>
-                    <a:prstGeom prst="rect">
-                      <a:avLst/>
-                    </a:prstGeom>
-                  </pic:spPr>
-                </pic:pic>
-              </a:graphicData>
-            </a:graphic>
-          </wp:inline>
-        </w:drawing>
-      </w:r>
-    </w:p>
-    <w:p>
-      <w:pPr>
-        <w:spacing w:before="80"/>
-        <w:jc w:val="center"/>
-      </w:pPr>
-      <w:r>
-        <w:rPr>
-          <w:i/>
-          <w:color w:val="7F8C8D"/>
-          <w:sz w:val="20"/>
-        </w:rPr>
-        <w:t>Hình 1.2: Biểu đồ cột thể hiện Top thương hiệu điện gia dụng trên Tiki</w:t>
-      </w:r>
     </w:p>
     <w:sectPr>
       <w:pgSz w:w="12240" w:h="15840"/>

--- a/Lab0/BaoCao_ThongKe_Data_TikiDienGiaDung.docx
+++ b/Lab0/BaoCao_ThongKe_Data_TikiDienGiaDung.docx
@@ -182,7 +182,25 @@
     </w:p>
     <w:p>
       <w:r>
-        <w:t>Ngoài các thuộc tính phụ còn thêm 3 thuộc tính phụ được thêm vào dựa trên thuộc tính chính để đánh giá :</w:t>
+        <w:t xml:space="preserve">Ngoài các thuộc tính </w:t>
+      </w:r>
+      <w:r>
+        <w:t>chính</w:t>
+      </w:r>
+      <w:r>
+        <w:t xml:space="preserve"> còn thêm 3 thuộc tính </w:t>
+      </w:r>
+      <w:r>
+        <w:t>nhãn</w:t>
+      </w:r>
+      <w:r>
+        <w:t xml:space="preserve"> được thêm vào</w:t>
+      </w:r>
+      <w:r>
+        <w:t xml:space="preserve"> để</w:t>
+      </w:r>
+      <w:r>
+        <w:t xml:space="preserve"> đánh giá :</w:t>
       </w:r>
     </w:p>
     <w:p>
@@ -1338,7 +1356,13 @@
     </w:p>
     <w:p>
       <w:r>
-        <w:t>Thị trường điện gia dụng trên Tiki ghi nhận sự tham gia của nhiều thương hiệu danh tiếng trong và ngoài nước. Bảng 1.3 liệt kê top 8 thương hiệu chiếm số lượng sản phẩm lớn nhất:</w:t>
+        <w:t xml:space="preserve">Thị trường điện gia dụng trên Tiki ghi nhận sự tham gia của nhiều thương hiệu danh tiếng trong và ngoài nước. Bảng 1.3 </w:t>
+      </w:r>
+      <w:r>
+        <w:t xml:space="preserve">Bảng xếp hạng </w:t>
+      </w:r>
+      <w:r>
+        <w:t>thương hiệu chiếm số lượng sản phẩm lớn nhất:</w:t>
       </w:r>
     </w:p>
     <w:p>
@@ -1350,7 +1374,19 @@
         <w:rPr>
           <w:b/>
         </w:rPr>
-        <w:t>Bảng 1.3: Top 8 thương hiệu điện gia dụng phổ biến nhất</w:t>
+        <w:t xml:space="preserve">Bảng 1.3: </w:t>
+      </w:r>
+      <w:r>
+        <w:rPr>
+          <w:b/>
+        </w:rPr>
+        <w:t>Bảng xếp hạng</w:t>
+      </w:r>
+      <w:r>
+        <w:rPr>
+          <w:b/>
+        </w:rPr>
+        <w:t xml:space="preserve"> thương hiệu điện gia dụng phổ biến nhất</w:t>
       </w:r>
     </w:p>
     <w:tbl>
